--- a/tillsyn/A 27887-2026 tillsynsbegäran.docx
+++ b/tillsyn/A 27887-2026 tillsynsbegäran.docx
@@ -297,7 +297,7 @@
     <w:r>
       <w:tab/>
       <w:tab/>
-      <w:t>2026-06-19</w:t>
+      <w:t>2026-06-20</w:t>
       <w:br/>
       <w:br/>
     </w:r>

--- a/tillsyn/A 27887-2026 tillsynsbegäran.docx
+++ b/tillsyn/A 27887-2026 tillsynsbegäran.docx
@@ -12,10 +12,7 @@
     </w:p>
     <w:p>
       <w:r>
-        <w:t>Detta dokument behandlar höga naturvärden i avverkningsanmälan A 27887-2026 i Motala kommun som inkom 2026-06-18 och omfattar 4,8 ha.</w:t>
-      </w:r>
-      <w:r>
-        <w:t xml:space="preserve"> I Figur 1 visas fyndplatser för naturvårdsarter i området, som finns registrerade på Artportalen.</w:t>
+        <w:t>Denna tillsynsbegäran behandlar höga naturvärden i avverkningsanmälan A 27887-2026 i Motala kommun som inkom 2026-06-18 och omfattar 4,8 ha.</w:t>
       </w:r>
     </w:p>
     <w:p>
@@ -25,7 +22,7 @@
       <w:r>
         <w:drawing>
           <wp:inline xmlns:a="http://schemas.openxmlformats.org/drawingml/2006/main" xmlns:pic="http://schemas.openxmlformats.org/drawingml/2006/picture">
-            <wp:extent cx="4247431" cy="5688000"/>
+            <wp:extent cx="4274313" cy="5724000"/>
             <wp:docPr id="1" name="Picture 1"/>
             <wp:cNvGraphicFramePr>
               <a:graphicFrameLocks noChangeAspect="1"/>
@@ -46,7 +43,7 @@
                   <pic:spPr>
                     <a:xfrm>
                       <a:off x="0" y="0"/>
-                      <a:ext cx="4247431" cy="5688000"/>
+                      <a:ext cx="4274313" cy="5724000"/>
                     </a:xfrm>
                     <a:prstGeom prst="rect"/>
                   </pic:spPr>
@@ -63,7 +60,20 @@
         <w:spacing w:after="240"/>
       </w:pPr>
       <w:r>
-        <w:t>Figur 1. Fyndplatser för naturvårdsarter i avverkningsanmälan (röd linje). Inom parentes anges rödlistekategorier, S för signalarter, Tför typiska arter och fridlysningsparagrafer i artskyddsförordningen.Markörer utan svart kant är placerade på fyndplatsen. Markörer med svart kant är placerade vid sidan av fyndplatsen och har ett svart streck som visar fyndplatsens exakta position. Kartans mittpunktskoordinat är N 6511537, E 512185 i SWEREF 99 TM.</w:t>
+        <w:t>Figur 1. Fyndplatser för naturvårdsarter i avverkningsanmälan. Markörer utan svart kant är placerade på fyndplatsen. Markörer med svart kant är placerade vid sidan av fyndplatsen har ett svart streck som visar fyndplatsens exakta position. Kartans mittpunktskoordinat är N 6511537, E 512185 i SWEREF 99 TM.</w:t>
+      </w:r>
+    </w:p>
+    <w:p>
+      <w:r>
+        <w:t>I avverkningsanmälan finns fynd av 2 naturvårdsarter, varav 1 är fridlyst, 2 är typiska (T) och 1 är signalart (S): tibast (S, T) och blåsippa (T, §9). Se Figur 1.</w:t>
+      </w:r>
+    </w:p>
+    <w:p>
+      <w:pPr>
+        <w:pStyle w:val="Heading1"/>
+      </w:pPr>
+      <w:r>
+        <w:t>Tillsynsbegäran</w:t>
       </w:r>
     </w:p>
     <w:p>
@@ -77,39 +87,36 @@
       </w:r>
     </w:p>
     <w:p>
-      <w:r>
-        <w:t>Nedan beskrivs fynd av naturvårdsarter och fridlysta arter som gjorts i det avverkningsanmälda området.</w:t>
-      </w:r>
-    </w:p>
-    <w:p>
       <w:pPr>
         <w:pStyle w:val="Heading1"/>
       </w:pPr>
       <w:r>
-        <w:t>Naturvårdsarter</w:t>
+        <w:t>Naturvårdsarter och fridlysta arter</w:t>
       </w:r>
     </w:p>
     <w:p>
       <w:r>
-        <w:t>I avverkningsanmälan har följande 2 naturvårdsarter hittats: tibast (S, T) och blåsippa (T, §9). Arter som är signalarter enligt Skogsstyrelsen har markerats med (S). Typiska arter inom Natura 2000 som är kopplade till skogsekosystem har markerats med (T). För fridlysta arter anges även paragrafen i Artskyddsförordningen som arten är fridlyst enligt.</w:t>
+        <w:t>Nedan följer beskrivningar av de naturvårdsarter och fridlysta arter som har sina livsmiljöer och växtplatser i den avverkningsanmälda skogen. De påträffade naturvårdsarterna är ett tydligt kvitto på att det rör sig om en skog med höga naturvärden.</w:t>
       </w:r>
     </w:p>
     <w:p>
       <w:r>
-        <w:t>De påträffade naturvårdsarterna är ett tydligt kvitto på att det rör sig om en skog med höga naturvärden.</w:t>
+        <w:rPr>
+          <w:b/>
+        </w:rPr>
+        <w:t>Tibast</w:t>
       </w:r>
-    </w:p>
-    <w:p>
-      <w:pPr>
-        <w:pStyle w:val="Heading2"/>
-      </w:pPr>
       <w:r>
-        <w:t>Fridlysta arter</w:t>
+        <w:t xml:space="preserve"> är en kalkgynnad buske som växer på mullrik, frisk eller svagt fuktig mark, exempelvis i gamla kalkgranskogar, lövträdslundar, varma källpåverkade sluttningar och exklusiva biotoper kopplade till vattendrag. Förekomster i gammal skog visar på höga naturvärden och bör alltid noteras i samband med naturvärdesinventeringar. Tibast är typisk art för </w:t>
       </w:r>
-    </w:p>
-    <w:p>
       <w:r>
-        <w:t>Följande fridlysta arter har sina livsmiljöer och växtplatser i den avverkningsanmälda skogen: blåsippa (T, §9).</w:t>
+        <w:rPr>
+          <w:i/>
+        </w:rPr>
+        <w:t>9050 Näringsrik granskog</w:t>
+      </w:r>
+      <w:r>
+        <w:t xml:space="preserve"> och värdväxt för de två fjärilsarterna större tibastmal och brun tibastmal (CR) (SLU Artdatabanken, 2024; Nitare &amp; Skogsstyrelsen, 2019).</w:t>
       </w:r>
     </w:p>
     <w:p>
@@ -139,34 +146,6 @@
       </w:r>
       <w:r>
         <w:t xml:space="preserve"> (SLU Artdatabanken, 2025).</w:t>
-      </w:r>
-    </w:p>
-    <w:p>
-      <w:pPr>
-        <w:pStyle w:val="Heading2"/>
-      </w:pPr>
-      <w:r>
-        <w:t>Övriga naturvårdsarter</w:t>
-      </w:r>
-    </w:p>
-    <w:p>
-      <w:r>
-        <w:rPr>
-          <w:b/>
-        </w:rPr>
-        <w:t>Tibast</w:t>
-      </w:r>
-      <w:r>
-        <w:t xml:space="preserve"> är en kalkgynnad buske som växer på mullrik, frisk eller svagt fuktig mark, exempelvis i gamla kalkgranskogar, lövträdslundar, varma källpåverkade sluttningar och exklusiva biotoper kopplade till vattendrag. Förekomster i gammal skog visar på höga naturvärden och bör alltid noteras i samband med naturvärdesinventeringar. Tibast är typisk art för </w:t>
-      </w:r>
-      <w:r>
-        <w:rPr>
-          <w:i/>
-        </w:rPr>
-        <w:t>9050 Näringsrik granskog</w:t>
-      </w:r>
-      <w:r>
-        <w:t xml:space="preserve"> och värdväxt för de två fjärilsarterna större tibastmal och brun tibastmal (CR) (SLU Artdatabanken, 2024; Nitare &amp; Skogsstyrelsen, 2019).</w:t>
       </w:r>
     </w:p>
     <w:sectPr>
@@ -297,7 +276,7 @@
     <w:r>
       <w:tab/>
       <w:tab/>
-      <w:t>2026-06-20</w:t>
+      <w:t>2026-06-21</w:t>
       <w:br/>
       <w:br/>
     </w:r>

--- a/tillsyn/A 27887-2026 tillsynsbegäran.docx
+++ b/tillsyn/A 27887-2026 tillsynsbegäran.docx
@@ -276,7 +276,7 @@
     <w:r>
       <w:tab/>
       <w:tab/>
-      <w:t>2026-06-21</w:t>
+      <w:t>2026-06-22</w:t>
       <w:br/>
       <w:br/>
     </w:r>

--- a/tillsyn/A 27887-2026 tillsynsbegäran.docx
+++ b/tillsyn/A 27887-2026 tillsynsbegäran.docx
@@ -276,7 +276,7 @@
     <w:r>
       <w:tab/>
       <w:tab/>
-      <w:t>2026-06-22</w:t>
+      <w:t>2026-06-23</w:t>
       <w:br/>
       <w:br/>
     </w:r>

--- a/tillsyn/A 27887-2026 tillsynsbegäran.docx
+++ b/tillsyn/A 27887-2026 tillsynsbegäran.docx
@@ -276,7 +276,7 @@
     <w:r>
       <w:tab/>
       <w:tab/>
-      <w:t>2026-06-23</w:t>
+      <w:t>2026-06-24</w:t>
       <w:br/>
       <w:br/>
     </w:r>

--- a/tillsyn/A 27887-2026 tillsynsbegäran.docx
+++ b/tillsyn/A 27887-2026 tillsynsbegäran.docx
@@ -276,7 +276,7 @@
     <w:r>
       <w:tab/>
       <w:tab/>
-      <w:t>2026-06-24</w:t>
+      <w:t>2026-06-25</w:t>
       <w:br/>
       <w:br/>
     </w:r>

--- a/tillsyn/A 27887-2026 tillsynsbegäran.docx
+++ b/tillsyn/A 27887-2026 tillsynsbegäran.docx
@@ -276,7 +276,7 @@
     <w:r>
       <w:tab/>
       <w:tab/>
-      <w:t>2026-06-25</w:t>
+      <w:t>2026-06-26</w:t>
       <w:br/>
       <w:br/>
     </w:r>

--- a/tillsyn/A 27887-2026 tillsynsbegäran.docx
+++ b/tillsyn/A 27887-2026 tillsynsbegäran.docx
@@ -276,7 +276,7 @@
     <w:r>
       <w:tab/>
       <w:tab/>
-      <w:t>2026-06-26</w:t>
+      <w:t>2026-06-27</w:t>
       <w:br/>
       <w:br/>
     </w:r>

--- a/tillsyn/A 27887-2026 tillsynsbegäran.docx
+++ b/tillsyn/A 27887-2026 tillsynsbegäran.docx
@@ -276,7 +276,7 @@
     <w:r>
       <w:tab/>
       <w:tab/>
-      <w:t>2026-06-27</w:t>
+      <w:t>2026-06-28</w:t>
       <w:br/>
       <w:br/>
     </w:r>

--- a/tillsyn/A 27887-2026 tillsynsbegäran.docx
+++ b/tillsyn/A 27887-2026 tillsynsbegäran.docx
@@ -276,7 +276,7 @@
     <w:r>
       <w:tab/>
       <w:tab/>
-      <w:t>2026-06-28</w:t>
+      <w:t>2026-06-29</w:t>
       <w:br/>
       <w:br/>
     </w:r>

--- a/tillsyn/A 27887-2026 tillsynsbegäran.docx
+++ b/tillsyn/A 27887-2026 tillsynsbegäran.docx
@@ -276,7 +276,7 @@
     <w:r>
       <w:tab/>
       <w:tab/>
-      <w:t>2026-06-29</w:t>
+      <w:t>2026-06-30</w:t>
       <w:br/>
       <w:br/>
     </w:r>

--- a/tillsyn/A 27887-2026 tillsynsbegäran.docx
+++ b/tillsyn/A 27887-2026 tillsynsbegäran.docx
@@ -276,7 +276,7 @@
     <w:r>
       <w:tab/>
       <w:tab/>
-      <w:t>2026-06-30</w:t>
+      <w:t>2026-07-01</w:t>
       <w:br/>
       <w:br/>
     </w:r>

--- a/tillsyn/A 27887-2026 tillsynsbegäran.docx
+++ b/tillsyn/A 27887-2026 tillsynsbegäran.docx
@@ -276,7 +276,7 @@
     <w:r>
       <w:tab/>
       <w:tab/>
-      <w:t>2026-07-01</w:t>
+      <w:t>2026-07-02</w:t>
       <w:br/>
       <w:br/>
     </w:r>

--- a/tillsyn/A 27887-2026 tillsynsbegäran.docx
+++ b/tillsyn/A 27887-2026 tillsynsbegäran.docx
@@ -276,7 +276,7 @@
     <w:r>
       <w:tab/>
       <w:tab/>
-      <w:t>2026-07-13</w:t>
+      <w:t>2026-07-14</w:t>
       <w:br/>
       <w:br/>
     </w:r>

--- a/tillsyn/A 27887-2026 tillsynsbegäran.docx
+++ b/tillsyn/A 27887-2026 tillsynsbegäran.docx
@@ -276,7 +276,7 @@
     <w:r>
       <w:tab/>
       <w:tab/>
-      <w:t>2026-07-14</w:t>
+      <w:t>2026-07-15</w:t>
       <w:br/>
       <w:br/>
     </w:r>

--- a/tillsyn/A 27887-2026 tillsynsbegäran.docx
+++ b/tillsyn/A 27887-2026 tillsynsbegäran.docx
@@ -276,7 +276,7 @@
     <w:r>
       <w:tab/>
       <w:tab/>
-      <w:t>2026-07-15</w:t>
+      <w:t>2026-07-16</w:t>
       <w:br/>
       <w:br/>
     </w:r>

--- a/tillsyn/A 27887-2026 tillsynsbegäran.docx
+++ b/tillsyn/A 27887-2026 tillsynsbegäran.docx
@@ -276,7 +276,7 @@
     <w:r>
       <w:tab/>
       <w:tab/>
-      <w:t>2026-07-16</w:t>
+      <w:t>2026-07-17</w:t>
       <w:br/>
       <w:br/>
     </w:r>

--- a/tillsyn/A 27887-2026 tillsynsbegäran.docx
+++ b/tillsyn/A 27887-2026 tillsynsbegäran.docx
@@ -276,7 +276,7 @@
     <w:r>
       <w:tab/>
       <w:tab/>
-      <w:t>2026-07-17</w:t>
+      <w:t>2026-07-18</w:t>
       <w:br/>
       <w:br/>
     </w:r>

--- a/tillsyn/A 27887-2026 tillsynsbegäran.docx
+++ b/tillsyn/A 27887-2026 tillsynsbegäran.docx
@@ -276,7 +276,7 @@
     <w:r>
       <w:tab/>
       <w:tab/>
-      <w:t>2026-07-18</w:t>
+      <w:t>2026-07-19</w:t>
       <w:br/>
       <w:br/>
     </w:r>

--- a/tillsyn/A 27887-2026 tillsynsbegäran.docx
+++ b/tillsyn/A 27887-2026 tillsynsbegäran.docx
@@ -276,7 +276,7 @@
     <w:r>
       <w:tab/>
       <w:tab/>
-      <w:t>2026-07-19</w:t>
+      <w:t>2026-07-20</w:t>
       <w:br/>
       <w:br/>
     </w:r>

--- a/tillsyn/A 27887-2026 tillsynsbegäran.docx
+++ b/tillsyn/A 27887-2026 tillsynsbegäran.docx
@@ -276,7 +276,7 @@
     <w:r>
       <w:tab/>
       <w:tab/>
-      <w:t>2026-07-20</w:t>
+      <w:t>2026-07-21</w:t>
       <w:br/>
       <w:br/>
     </w:r>

--- a/tillsyn/A 27887-2026 tillsynsbegäran.docx
+++ b/tillsyn/A 27887-2026 tillsynsbegäran.docx
@@ -276,7 +276,7 @@
     <w:r>
       <w:tab/>
       <w:tab/>
-      <w:t>2026-07-21</w:t>
+      <w:t>2026-07-22</w:t>
       <w:br/>
       <w:br/>
     </w:r>

--- a/tillsyn/A 27887-2026 tillsynsbegäran.docx
+++ b/tillsyn/A 27887-2026 tillsynsbegäran.docx
@@ -276,7 +276,7 @@
     <w:r>
       <w:tab/>
       <w:tab/>
-      <w:t>2026-07-22</w:t>
+      <w:t>2026-07-23</w:t>
       <w:br/>
       <w:br/>
     </w:r>

--- a/tillsyn/A 27887-2026 tillsynsbegäran.docx
+++ b/tillsyn/A 27887-2026 tillsynsbegäran.docx
@@ -276,7 +276,7 @@
     <w:r>
       <w:tab/>
       <w:tab/>
-      <w:t>2026-07-23</w:t>
+      <w:t>2026-07-24</w:t>
       <w:br/>
       <w:br/>
     </w:r>

--- a/tillsyn/A 27887-2026 tillsynsbegäran.docx
+++ b/tillsyn/A 27887-2026 tillsynsbegäran.docx
@@ -60,7 +60,7 @@
         <w:spacing w:after="240"/>
       </w:pPr>
       <w:r>
-        <w:t>Figur 1. Fyndplatser för naturvårdsarter i avverkningsanmälan. Markörer utan svart kant är placerade på fyndplatsen. Markörer med svart kant är placerade vid sidan av fyndplatsen har ett svart streck som visar fyndplatsens exakta position. Kartans mittpunktskoordinat är N 6511537, E 512185 i SWEREF 99 TM.</w:t>
+        <w:t>Figur 1. Fyndplatser för naturvårdsarter i avverkningsanmälan. Markörer utan svart kant är placerade på fyndplatsen. Markörer med svart kant är placerade vid sidan av fyndplatsen och har ett svart streck som visar fyndplatsens exakta position. Kartans mittpunktskoordinat är N 6511537, E 512185 i SWEREF 99 TM.</w:t>
       </w:r>
     </w:p>
     <w:p>
@@ -276,7 +276,7 @@
     <w:r>
       <w:tab/>
       <w:tab/>
-      <w:t>2026-08-14</w:t>
+      <w:t>2026-08-15</w:t>
       <w:br/>
       <w:br/>
     </w:r>

--- a/tillsyn/A 27887-2026 tillsynsbegäran.docx
+++ b/tillsyn/A 27887-2026 tillsynsbegäran.docx
@@ -276,7 +276,7 @@
     <w:r>
       <w:tab/>
       <w:tab/>
-      <w:t>2026-08-15</w:t>
+      <w:t>2026-08-16</w:t>
       <w:br/>
       <w:br/>
     </w:r>

--- a/tillsyn/A 27887-2026 tillsynsbegäran.docx
+++ b/tillsyn/A 27887-2026 tillsynsbegäran.docx
@@ -276,7 +276,7 @@
     <w:r>
       <w:tab/>
       <w:tab/>
-      <w:t>2026-08-16</w:t>
+      <w:t>2026-08-17</w:t>
       <w:br/>
       <w:br/>
     </w:r>

--- a/tillsyn/A 27887-2026 tillsynsbegäran.docx
+++ b/tillsyn/A 27887-2026 tillsynsbegäran.docx
@@ -276,7 +276,7 @@
     <w:r>
       <w:tab/>
       <w:tab/>
-      <w:t>2026-08-17</w:t>
+      <w:t>2026-08-18</w:t>
       <w:br/>
       <w:br/>
     </w:r>

--- a/tillsyn/A 27887-2026 tillsynsbegäran.docx
+++ b/tillsyn/A 27887-2026 tillsynsbegäran.docx
@@ -276,7 +276,7 @@
     <w:r>
       <w:tab/>
       <w:tab/>
-      <w:t>2026-08-18</w:t>
+      <w:t>2026-08-19</w:t>
       <w:br/>
       <w:br/>
     </w:r>

--- a/tillsyn/A 27887-2026 tillsynsbegäran.docx
+++ b/tillsyn/A 27887-2026 tillsynsbegäran.docx
@@ -276,7 +276,7 @@
     <w:r>
       <w:tab/>
       <w:tab/>
-      <w:t>2026-08-19</w:t>
+      <w:t>2026-08-20</w:t>
       <w:br/>
       <w:br/>
     </w:r>

--- a/tillsyn/A 27887-2026 tillsynsbegäran.docx
+++ b/tillsyn/A 27887-2026 tillsynsbegäran.docx
@@ -276,7 +276,7 @@
     <w:r>
       <w:tab/>
       <w:tab/>
-      <w:t>2026-08-20</w:t>
+      <w:t>2026-08-21</w:t>
       <w:br/>
       <w:br/>
     </w:r>

--- a/tillsyn/A 27887-2026 tillsynsbegäran.docx
+++ b/tillsyn/A 27887-2026 tillsynsbegäran.docx
@@ -276,7 +276,7 @@
     <w:r>
       <w:tab/>
       <w:tab/>
-      <w:t>2026-08-21</w:t>
+      <w:t>2026-08-22</w:t>
       <w:br/>
       <w:br/>
     </w:r>

--- a/tillsyn/A 27887-2026 tillsynsbegäran.docx
+++ b/tillsyn/A 27887-2026 tillsynsbegäran.docx
@@ -276,7 +276,7 @@
     <w:r>
       <w:tab/>
       <w:tab/>
-      <w:t>2026-08-22</w:t>
+      <w:t>2026-08-23</w:t>
       <w:br/>
       <w:br/>
     </w:r>

--- a/tillsyn/A 27887-2026 tillsynsbegäran.docx
+++ b/tillsyn/A 27887-2026 tillsynsbegäran.docx
@@ -276,7 +276,7 @@
     <w:r>
       <w:tab/>
       <w:tab/>
-      <w:t>2026-08-23</w:t>
+      <w:t>2026-08-24</w:t>
       <w:br/>
       <w:br/>
     </w:r>

--- a/tillsyn/A 27887-2026 tillsynsbegäran.docx
+++ b/tillsyn/A 27887-2026 tillsynsbegäran.docx
@@ -276,7 +276,7 @@
     <w:r>
       <w:tab/>
       <w:tab/>
-      <w:t>2026-08-24</w:t>
+      <w:t>2026-08-25</w:t>
       <w:br/>
       <w:br/>
     </w:r>

--- a/tillsyn/A 27887-2026 tillsynsbegäran.docx
+++ b/tillsyn/A 27887-2026 tillsynsbegäran.docx
@@ -276,7 +276,7 @@
     <w:r>
       <w:tab/>
       <w:tab/>
-      <w:t>2026-08-25</w:t>
+      <w:t>2026-08-26</w:t>
       <w:br/>
       <w:br/>
     </w:r>

--- a/tillsyn/A 27887-2026 tillsynsbegäran.docx
+++ b/tillsyn/A 27887-2026 tillsynsbegäran.docx
@@ -276,7 +276,7 @@
     <w:r>
       <w:tab/>
       <w:tab/>
-      <w:t>2026-08-26</w:t>
+      <w:t>2026-08-27</w:t>
       <w:br/>
       <w:br/>
     </w:r>

--- a/tillsyn/A 27887-2026 tillsynsbegäran.docx
+++ b/tillsyn/A 27887-2026 tillsynsbegäran.docx
@@ -276,7 +276,7 @@
     <w:r>
       <w:tab/>
       <w:tab/>
-      <w:t>2026-08-27</w:t>
+      <w:t>2026-08-28</w:t>
       <w:br/>
       <w:br/>
     </w:r>

--- a/tillsyn/A 27887-2026 tillsynsbegäran.docx
+++ b/tillsyn/A 27887-2026 tillsynsbegäran.docx
@@ -276,7 +276,7 @@
     <w:r>
       <w:tab/>
       <w:tab/>
-      <w:t>2026-08-28</w:t>
+      <w:t>2026-08-29</w:t>
       <w:br/>
       <w:br/>
     </w:r>

--- a/tillsyn/A 27887-2026 tillsynsbegäran.docx
+++ b/tillsyn/A 27887-2026 tillsynsbegäran.docx
@@ -276,7 +276,7 @@
     <w:r>
       <w:tab/>
       <w:tab/>
-      <w:t>2026-08-29</w:t>
+      <w:t>2026-08-31</w:t>
       <w:br/>
       <w:br/>
     </w:r>

--- a/tillsyn/A 27887-2026 tillsynsbegäran.docx
+++ b/tillsyn/A 27887-2026 tillsynsbegäran.docx
@@ -276,7 +276,7 @@
     <w:r>
       <w:tab/>
       <w:tab/>
-      <w:t>2026-08-31</w:t>
+      <w:t>2026-09-01</w:t>
       <w:br/>
       <w:br/>
     </w:r>

--- a/tillsyn/A 27887-2026 tillsynsbegäran.docx
+++ b/tillsyn/A 27887-2026 tillsynsbegäran.docx
@@ -276,7 +276,7 @@
     <w:r>
       <w:tab/>
       <w:tab/>
-      <w:t>2026-09-01</w:t>
+      <w:t>2026-09-02</w:t>
       <w:br/>
       <w:br/>
     </w:r>

--- a/tillsyn/A 27887-2026 tillsynsbegäran.docx
+++ b/tillsyn/A 27887-2026 tillsynsbegäran.docx
@@ -276,7 +276,7 @@
     <w:r>
       <w:tab/>
       <w:tab/>
-      <w:t>2026-09-02</w:t>
+      <w:t>2026-09-03</w:t>
       <w:br/>
       <w:br/>
     </w:r>

--- a/tillsyn/A 27887-2026 tillsynsbegäran.docx
+++ b/tillsyn/A 27887-2026 tillsynsbegäran.docx
@@ -276,7 +276,7 @@
     <w:r>
       <w:tab/>
       <w:tab/>
-      <w:t>2026-09-03</w:t>
+      <w:t>2026-09-04</w:t>
       <w:br/>
       <w:br/>
     </w:r>

--- a/tillsyn/A 27887-2026 tillsynsbegäran.docx
+++ b/tillsyn/A 27887-2026 tillsynsbegäran.docx
@@ -276,7 +276,7 @@
     <w:r>
       <w:tab/>
       <w:tab/>
-      <w:t>2026-09-04</w:t>
+      <w:t>2026-09-05</w:t>
       <w:br/>
       <w:br/>
     </w:r>

--- a/tillsyn/A 27887-2026 tillsynsbegäran.docx
+++ b/tillsyn/A 27887-2026 tillsynsbegäran.docx
@@ -276,7 +276,7 @@
     <w:r>
       <w:tab/>
       <w:tab/>
-      <w:t>2026-09-05</w:t>
+      <w:t>2026-09-06</w:t>
       <w:br/>
       <w:br/>
     </w:r>

--- a/tillsyn/A 27887-2026 tillsynsbegäran.docx
+++ b/tillsyn/A 27887-2026 tillsynsbegäran.docx
@@ -276,7 +276,7 @@
     <w:r>
       <w:tab/>
       <w:tab/>
-      <w:t>2026-09-06</w:t>
+      <w:t>2026-09-07</w:t>
       <w:br/>
       <w:br/>
     </w:r>

--- a/tillsyn/A 27887-2026 tillsynsbegäran.docx
+++ b/tillsyn/A 27887-2026 tillsynsbegäran.docx
@@ -276,7 +276,7 @@
     <w:r>
       <w:tab/>
       <w:tab/>
-      <w:t>2026-09-07</w:t>
+      <w:t>2026-09-08</w:t>
       <w:br/>
       <w:br/>
     </w:r>

--- a/tillsyn/A 27887-2026 tillsynsbegäran.docx
+++ b/tillsyn/A 27887-2026 tillsynsbegäran.docx
@@ -276,7 +276,7 @@
     <w:r>
       <w:tab/>
       <w:tab/>
-      <w:t>2026-09-08</w:t>
+      <w:t>2026-09-09</w:t>
       <w:br/>
       <w:br/>
     </w:r>

--- a/tillsyn/A 27887-2026 tillsynsbegäran.docx
+++ b/tillsyn/A 27887-2026 tillsynsbegäran.docx
@@ -276,7 +276,7 @@
     <w:r>
       <w:tab/>
       <w:tab/>
-      <w:t>2026-09-09</w:t>
+      <w:t>2026-09-10</w:t>
       <w:br/>
       <w:br/>
     </w:r>

--- a/tillsyn/A 27887-2026 tillsynsbegäran.docx
+++ b/tillsyn/A 27887-2026 tillsynsbegäran.docx
@@ -276,7 +276,7 @@
     <w:r>
       <w:tab/>
       <w:tab/>
-      <w:t>2026-09-10</w:t>
+      <w:t>2026-09-11</w:t>
       <w:br/>
       <w:br/>
     </w:r>

--- a/tillsyn/A 27887-2026 tillsynsbegäran.docx
+++ b/tillsyn/A 27887-2026 tillsynsbegäran.docx
@@ -276,7 +276,7 @@
     <w:r>
       <w:tab/>
       <w:tab/>
-      <w:t>2026-09-11</w:t>
+      <w:t>2026-09-12</w:t>
       <w:br/>
       <w:br/>
     </w:r>
